--- a/May 28 SQL/Day 3 Database Assignments @Prakhar.docx
+++ b/May 28 SQL/Day 3 Database Assignments @Prakhar.docx
@@ -247,6 +247,9 @@
         <w:jc w:val="both"/>
       </w:pPr>
       <w:r>
+        <w:rPr>
+          <w:noProof/>
+        </w:rPr>
         <w:drawing>
           <wp:inline distT="0" distB="0" distL="0" distR="0" wp14:anchorId="2CFFA0C3" wp14:editId="520A28A9">
             <wp:extent cx="3371850" cy="1777573"/>
@@ -390,6 +393,7 @@
       </w:pPr>
       <w:r>
         <w:rPr>
+          <w:noProof/>
           <w:sz w:val="22"/>
           <w:szCs w:val="22"/>
         </w:rPr>
@@ -494,6 +498,9 @@
         <w:jc w:val="both"/>
       </w:pPr>
       <w:r>
+        <w:rPr>
+          <w:noProof/>
+        </w:rPr>
         <w:drawing>
           <wp:inline distT="0" distB="0" distL="0" distR="0" wp14:anchorId="10B2DA18" wp14:editId="0BB65C6A">
             <wp:extent cx="2978150" cy="765810"/>
@@ -581,23 +588,7 @@
             <w:sz w:val="22"/>
             <w:szCs w:val="22"/>
           </w:rPr>
-          <w:t>sampleda</w:t>
-        </w:r>
-        <w:r>
-          <w:rPr>
-            <w:rStyle w:val="Hyperlink"/>
-            <w:sz w:val="22"/>
-            <w:szCs w:val="22"/>
-          </w:rPr>
-          <w:t>t</w:t>
-        </w:r>
-        <w:r>
-          <w:rPr>
-            <w:rStyle w:val="Hyperlink"/>
-            <w:sz w:val="22"/>
-            <w:szCs w:val="22"/>
-          </w:rPr>
-          <w:t>a.txt</w:t>
+          <w:t>sampledata.txt</w:t>
         </w:r>
       </w:hyperlink>
       <w:r>
@@ -626,6 +617,9 @@
         <w:jc w:val="both"/>
       </w:pPr>
       <w:r>
+        <w:rPr>
+          <w:noProof/>
+        </w:rPr>
         <w:lastRenderedPageBreak/>
         <w:drawing>
           <wp:inline distT="0" distB="0" distL="0" distR="0" wp14:anchorId="248985DE" wp14:editId="26558764">
@@ -671,6 +665,9 @@
         <w:jc w:val="both"/>
       </w:pPr>
       <w:r>
+        <w:rPr>
+          <w:noProof/>
+        </w:rPr>
         <w:drawing>
           <wp:inline distT="0" distB="0" distL="0" distR="0" wp14:anchorId="19F70F8C" wp14:editId="553EC7DB">
             <wp:extent cx="4574826" cy="1582616"/>
@@ -775,6 +772,9 @@
         <w:jc w:val="both"/>
       </w:pPr>
       <w:r>
+        <w:rPr>
+          <w:noProof/>
+        </w:rPr>
         <w:drawing>
           <wp:inline distT="0" distB="0" distL="0" distR="0" wp14:anchorId="647149C9" wp14:editId="3042A0B0">
             <wp:extent cx="3981157" cy="1384439"/>
@@ -871,6 +871,7 @@
       </w:pPr>
       <w:r>
         <w:rPr>
+          <w:noProof/>
           <w:sz w:val="22"/>
           <w:szCs w:val="22"/>
         </w:rPr>
@@ -963,6 +964,7 @@
       </w:pPr>
       <w:r>
         <w:rPr>
+          <w:noProof/>
           <w:sz w:val="22"/>
           <w:szCs w:val="22"/>
         </w:rPr>
@@ -1078,6 +1080,9 @@
         <w:jc w:val="both"/>
       </w:pPr>
       <w:r>
+        <w:rPr>
+          <w:noProof/>
+        </w:rPr>
         <w:drawing>
           <wp:inline distT="0" distB="0" distL="0" distR="0" wp14:anchorId="4333F828" wp14:editId="6EAC840B">
             <wp:extent cx="5118980" cy="1927274"/>
@@ -1152,6 +1157,9 @@
         <w:jc w:val="both"/>
       </w:pPr>
       <w:r>
+        <w:rPr>
+          <w:noProof/>
+        </w:rPr>
         <w:drawing>
           <wp:inline distT="0" distB="0" distL="0" distR="0" wp14:anchorId="185BB6F0" wp14:editId="6953A187">
             <wp:extent cx="5183945" cy="1835427"/>
@@ -1234,6 +1242,7 @@
       </w:pPr>
       <w:r>
         <w:rPr>
+          <w:noProof/>
           <w:sz w:val="22"/>
           <w:szCs w:val="22"/>
         </w:rPr>
@@ -1319,6 +1328,7 @@
       </w:pPr>
       <w:r>
         <w:rPr>
+          <w:noProof/>
           <w:sz w:val="22"/>
           <w:szCs w:val="22"/>
         </w:rPr>
@@ -1404,6 +1414,7 @@
       </w:pPr>
       <w:r>
         <w:rPr>
+          <w:noProof/>
           <w:sz w:val="22"/>
           <w:szCs w:val="22"/>
         </w:rPr>
@@ -1501,6 +1512,7 @@
       </w:pPr>
       <w:r>
         <w:rPr>
+          <w:noProof/>
           <w:sz w:val="22"/>
           <w:szCs w:val="22"/>
         </w:rPr>
@@ -1586,6 +1598,7 @@
       </w:pPr>
       <w:r>
         <w:rPr>
+          <w:noProof/>
           <w:sz w:val="22"/>
           <w:szCs w:val="22"/>
         </w:rPr>
@@ -1671,6 +1684,7 @@
       </w:pPr>
       <w:r>
         <w:rPr>
+          <w:noProof/>
           <w:sz w:val="22"/>
           <w:szCs w:val="22"/>
         </w:rPr>
@@ -1757,6 +1771,7 @@
       </w:pPr>
       <w:r>
         <w:rPr>
+          <w:noProof/>
           <w:sz w:val="22"/>
           <w:szCs w:val="22"/>
         </w:rPr>
@@ -1842,6 +1857,7 @@
       </w:pPr>
       <w:r>
         <w:rPr>
+          <w:noProof/>
           <w:sz w:val="22"/>
           <w:szCs w:val="22"/>
         </w:rPr>
@@ -1927,6 +1943,7 @@
       </w:pPr>
       <w:r>
         <w:rPr>
+          <w:noProof/>
           <w:sz w:val="22"/>
           <w:szCs w:val="22"/>
         </w:rPr>
@@ -2013,6 +2030,7 @@
       </w:pPr>
       <w:r>
         <w:rPr>
+          <w:noProof/>
           <w:sz w:val="22"/>
           <w:szCs w:val="22"/>
         </w:rPr>
@@ -2098,6 +2116,7 @@
       </w:pPr>
       <w:r>
         <w:rPr>
+          <w:noProof/>
           <w:sz w:val="22"/>
           <w:szCs w:val="22"/>
         </w:rPr>
@@ -2199,6 +2218,7 @@
       </w:pPr>
       <w:r>
         <w:rPr>
+          <w:noProof/>
           <w:sz w:val="22"/>
           <w:szCs w:val="22"/>
         </w:rPr>
@@ -2274,6 +2294,7 @@
       </w:pPr>
       <w:r>
         <w:rPr>
+          <w:noProof/>
           <w:sz w:val="22"/>
           <w:szCs w:val="22"/>
         </w:rPr>
@@ -2359,6 +2380,7 @@
       </w:pPr>
       <w:r>
         <w:rPr>
+          <w:noProof/>
           <w:sz w:val="22"/>
           <w:szCs w:val="22"/>
         </w:rPr>
@@ -2460,6 +2482,7 @@
       </w:pPr>
       <w:r>
         <w:rPr>
+          <w:noProof/>
           <w:sz w:val="22"/>
           <w:szCs w:val="22"/>
         </w:rPr>
@@ -2546,6 +2569,7 @@
       </w:pPr>
       <w:r>
         <w:rPr>
+          <w:noProof/>
           <w:sz w:val="22"/>
           <w:szCs w:val="22"/>
         </w:rPr>
@@ -2631,6 +2655,7 @@
       </w:pPr>
       <w:r>
         <w:rPr>
+          <w:noProof/>
           <w:sz w:val="22"/>
           <w:szCs w:val="22"/>
         </w:rPr>
@@ -2716,6 +2741,7 @@
       </w:pPr>
       <w:r>
         <w:rPr>
+          <w:noProof/>
           <w:sz w:val="22"/>
           <w:szCs w:val="22"/>
         </w:rPr>
@@ -2801,6 +2827,7 @@
       </w:pPr>
       <w:r>
         <w:rPr>
+          <w:noProof/>
           <w:sz w:val="22"/>
           <w:szCs w:val="22"/>
         </w:rPr>
@@ -2887,6 +2914,7 @@
       </w:pPr>
       <w:r>
         <w:rPr>
+          <w:noProof/>
           <w:sz w:val="22"/>
           <w:szCs w:val="22"/>
         </w:rPr>
@@ -2985,6 +3013,7 @@
       </w:r>
       <w:r>
         <w:rPr>
+          <w:noProof/>
           <w:sz w:val="22"/>
           <w:szCs w:val="22"/>
         </w:rPr>
@@ -3146,23 +3175,7 @@
             <w:sz w:val="22"/>
             <w:szCs w:val="22"/>
           </w:rPr>
-          <w:t>orde</w:t>
-        </w:r>
-        <w:r>
-          <w:rPr>
-            <w:rStyle w:val="Hyperlink"/>
-            <w:sz w:val="22"/>
-            <w:szCs w:val="22"/>
-          </w:rPr>
-          <w:t>r</w:t>
-        </w:r>
-        <w:r>
-          <w:rPr>
-            <w:rStyle w:val="Hyperlink"/>
-            <w:sz w:val="22"/>
-            <w:szCs w:val="22"/>
-          </w:rPr>
-          <w:t>.sql</w:t>
+          <w:t>order.sql</w:t>
         </w:r>
         <w:proofErr w:type="spellEnd"/>
       </w:hyperlink>
@@ -3292,6 +3305,7 @@
       </w:pPr>
       <w:r>
         <w:rPr>
+          <w:noProof/>
           <w:sz w:val="22"/>
           <w:szCs w:val="22"/>
         </w:rPr>
@@ -3377,6 +3391,7 @@
       </w:pPr>
       <w:r>
         <w:rPr>
+          <w:noProof/>
           <w:sz w:val="22"/>
           <w:szCs w:val="22"/>
         </w:rPr>
@@ -3462,6 +3477,7 @@
       </w:pPr>
       <w:r>
         <w:rPr>
+          <w:noProof/>
           <w:sz w:val="22"/>
           <w:szCs w:val="22"/>
         </w:rPr>
@@ -3548,6 +3564,7 @@
       </w:pPr>
       <w:r>
         <w:rPr>
+          <w:noProof/>
           <w:sz w:val="22"/>
           <w:szCs w:val="22"/>
         </w:rPr>
@@ -3688,6 +3705,7 @@
       </w:pPr>
       <w:r>
         <w:rPr>
+          <w:noProof/>
           <w:sz w:val="22"/>
           <w:szCs w:val="22"/>
         </w:rPr>
@@ -3765,6 +3783,69 @@
     <w:p>
       <w:pPr>
         <w:pStyle w:val="ListParagraph"/>
+        <w:spacing w:after="0" w:line="257" w:lineRule="auto"/>
+        <w:jc w:val="both"/>
+        <w:rPr>
+          <w:sz w:val="22"/>
+          <w:szCs w:val="22"/>
+        </w:rPr>
+      </w:pPr>
+      <w:r>
+        <w:rPr>
+          <w:sz w:val="22"/>
+          <w:szCs w:val="22"/>
+        </w:rPr>
+        <w:drawing>
+          <wp:inline distT="0" distB="0" distL="0" distR="0" wp14:anchorId="50106DE3" wp14:editId="2C856420">
+            <wp:extent cx="3819378" cy="2279385"/>
+            <wp:effectExtent l="0" t="0" r="0" b="6985"/>
+            <wp:docPr id="633467361" name="Picture 1"/>
+            <wp:cNvGraphicFramePr>
+              <a:graphicFrameLocks xmlns:a="http://schemas.openxmlformats.org/drawingml/2006/main" noChangeAspect="1"/>
+            </wp:cNvGraphicFramePr>
+            <a:graphic xmlns:a="http://schemas.openxmlformats.org/drawingml/2006/main">
+              <a:graphicData uri="http://schemas.openxmlformats.org/drawingml/2006/picture">
+                <pic:pic xmlns:pic="http://schemas.openxmlformats.org/drawingml/2006/picture">
+                  <pic:nvPicPr>
+                    <pic:cNvPr id="633467361" name=""/>
+                    <pic:cNvPicPr/>
+                  </pic:nvPicPr>
+                  <pic:blipFill>
+                    <a:blip r:embed="rId44"/>
+                    <a:stretch>
+                      <a:fillRect/>
+                    </a:stretch>
+                  </pic:blipFill>
+                  <pic:spPr>
+                    <a:xfrm>
+                      <a:off x="0" y="0"/>
+                      <a:ext cx="3834913" cy="2288657"/>
+                    </a:xfrm>
+                    <a:prstGeom prst="rect">
+                      <a:avLst/>
+                    </a:prstGeom>
+                  </pic:spPr>
+                </pic:pic>
+              </a:graphicData>
+            </a:graphic>
+          </wp:inline>
+        </w:drawing>
+      </w:r>
+    </w:p>
+    <w:p>
+      <w:pPr>
+        <w:pStyle w:val="ListParagraph"/>
+        <w:spacing w:after="0" w:line="257" w:lineRule="auto"/>
+        <w:jc w:val="both"/>
+        <w:rPr>
+          <w:sz w:val="22"/>
+          <w:szCs w:val="22"/>
+        </w:rPr>
+      </w:pPr>
+    </w:p>
+    <w:p>
+      <w:pPr>
+        <w:pStyle w:val="ListParagraph"/>
         <w:numPr>
           <w:ilvl w:val="0"/>
           <w:numId w:val="3"/>
@@ -3787,6 +3868,69 @@
     <w:p>
       <w:pPr>
         <w:pStyle w:val="ListParagraph"/>
+        <w:spacing w:after="0" w:line="257" w:lineRule="auto"/>
+        <w:jc w:val="both"/>
+        <w:rPr>
+          <w:sz w:val="22"/>
+          <w:szCs w:val="22"/>
+        </w:rPr>
+      </w:pPr>
+      <w:r>
+        <w:rPr>
+          <w:sz w:val="22"/>
+          <w:szCs w:val="22"/>
+        </w:rPr>
+        <w:drawing>
+          <wp:inline distT="0" distB="0" distL="0" distR="0" wp14:anchorId="55F1C940" wp14:editId="4F979319">
+            <wp:extent cx="4325815" cy="2060308"/>
+            <wp:effectExtent l="0" t="0" r="0" b="0"/>
+            <wp:docPr id="1559949083" name="Picture 1"/>
+            <wp:cNvGraphicFramePr>
+              <a:graphicFrameLocks xmlns:a="http://schemas.openxmlformats.org/drawingml/2006/main" noChangeAspect="1"/>
+            </wp:cNvGraphicFramePr>
+            <a:graphic xmlns:a="http://schemas.openxmlformats.org/drawingml/2006/main">
+              <a:graphicData uri="http://schemas.openxmlformats.org/drawingml/2006/picture">
+                <pic:pic xmlns:pic="http://schemas.openxmlformats.org/drawingml/2006/picture">
+                  <pic:nvPicPr>
+                    <pic:cNvPr id="1559949083" name=""/>
+                    <pic:cNvPicPr/>
+                  </pic:nvPicPr>
+                  <pic:blipFill>
+                    <a:blip r:embed="rId45"/>
+                    <a:stretch>
+                      <a:fillRect/>
+                    </a:stretch>
+                  </pic:blipFill>
+                  <pic:spPr>
+                    <a:xfrm>
+                      <a:off x="0" y="0"/>
+                      <a:ext cx="4344030" cy="2068984"/>
+                    </a:xfrm>
+                    <a:prstGeom prst="rect">
+                      <a:avLst/>
+                    </a:prstGeom>
+                  </pic:spPr>
+                </pic:pic>
+              </a:graphicData>
+            </a:graphic>
+          </wp:inline>
+        </w:drawing>
+      </w:r>
+    </w:p>
+    <w:p>
+      <w:pPr>
+        <w:pStyle w:val="ListParagraph"/>
+        <w:spacing w:after="0" w:line="257" w:lineRule="auto"/>
+        <w:jc w:val="both"/>
+        <w:rPr>
+          <w:sz w:val="22"/>
+          <w:szCs w:val="22"/>
+        </w:rPr>
+      </w:pPr>
+    </w:p>
+    <w:p>
+      <w:pPr>
+        <w:pStyle w:val="ListParagraph"/>
         <w:numPr>
           <w:ilvl w:val="0"/>
           <w:numId w:val="3"/>
@@ -3809,6 +3953,28 @@
     <w:p>
       <w:pPr>
         <w:pStyle w:val="ListParagraph"/>
+        <w:spacing w:after="0" w:line="257" w:lineRule="auto"/>
+        <w:jc w:val="both"/>
+        <w:rPr>
+          <w:sz w:val="22"/>
+          <w:szCs w:val="22"/>
+        </w:rPr>
+      </w:pPr>
+    </w:p>
+    <w:p>
+      <w:pPr>
+        <w:pStyle w:val="ListParagraph"/>
+        <w:spacing w:after="0" w:line="257" w:lineRule="auto"/>
+        <w:jc w:val="both"/>
+        <w:rPr>
+          <w:sz w:val="22"/>
+          <w:szCs w:val="22"/>
+        </w:rPr>
+      </w:pPr>
+    </w:p>
+    <w:p>
+      <w:pPr>
+        <w:pStyle w:val="ListParagraph"/>
         <w:numPr>
           <w:ilvl w:val="0"/>
           <w:numId w:val="3"/>
@@ -3831,6 +3997,81 @@
     <w:p>
       <w:pPr>
         <w:pStyle w:val="ListParagraph"/>
+        <w:spacing w:after="0" w:line="257" w:lineRule="auto"/>
+        <w:jc w:val="both"/>
+        <w:rPr>
+          <w:sz w:val="22"/>
+          <w:szCs w:val="22"/>
+        </w:rPr>
+      </w:pPr>
+    </w:p>
+    <w:p>
+      <w:pPr>
+        <w:pStyle w:val="ListParagraph"/>
+        <w:spacing w:after="0" w:line="257" w:lineRule="auto"/>
+        <w:jc w:val="both"/>
+        <w:rPr>
+          <w:sz w:val="22"/>
+          <w:szCs w:val="22"/>
+        </w:rPr>
+      </w:pPr>
+      <w:r>
+        <w:rPr>
+          <w:sz w:val="22"/>
+          <w:szCs w:val="22"/>
+        </w:rPr>
+        <w:lastRenderedPageBreak/>
+        <w:drawing>
+          <wp:inline distT="0" distB="0" distL="0" distR="0" wp14:anchorId="34A755B8" wp14:editId="0CC20293">
+            <wp:extent cx="3509889" cy="2089434"/>
+            <wp:effectExtent l="0" t="0" r="0" b="6350"/>
+            <wp:docPr id="2134666583" name="Picture 1"/>
+            <wp:cNvGraphicFramePr>
+              <a:graphicFrameLocks xmlns:a="http://schemas.openxmlformats.org/drawingml/2006/main" noChangeAspect="1"/>
+            </wp:cNvGraphicFramePr>
+            <a:graphic xmlns:a="http://schemas.openxmlformats.org/drawingml/2006/main">
+              <a:graphicData uri="http://schemas.openxmlformats.org/drawingml/2006/picture">
+                <pic:pic xmlns:pic="http://schemas.openxmlformats.org/drawingml/2006/picture">
+                  <pic:nvPicPr>
+                    <pic:cNvPr id="2134666583" name=""/>
+                    <pic:cNvPicPr/>
+                  </pic:nvPicPr>
+                  <pic:blipFill>
+                    <a:blip r:embed="rId46"/>
+                    <a:stretch>
+                      <a:fillRect/>
+                    </a:stretch>
+                  </pic:blipFill>
+                  <pic:spPr>
+                    <a:xfrm>
+                      <a:off x="0" y="0"/>
+                      <a:ext cx="3525063" cy="2098467"/>
+                    </a:xfrm>
+                    <a:prstGeom prst="rect">
+                      <a:avLst/>
+                    </a:prstGeom>
+                  </pic:spPr>
+                </pic:pic>
+              </a:graphicData>
+            </a:graphic>
+          </wp:inline>
+        </w:drawing>
+      </w:r>
+    </w:p>
+    <w:p>
+      <w:pPr>
+        <w:pStyle w:val="ListParagraph"/>
+        <w:spacing w:after="0" w:line="257" w:lineRule="auto"/>
+        <w:jc w:val="both"/>
+        <w:rPr>
+          <w:sz w:val="22"/>
+          <w:szCs w:val="22"/>
+        </w:rPr>
+      </w:pPr>
+    </w:p>
+    <w:p>
+      <w:pPr>
+        <w:pStyle w:val="ListParagraph"/>
         <w:numPr>
           <w:ilvl w:val="0"/>
           <w:numId w:val="3"/>
@@ -3853,6 +4094,69 @@
     <w:p>
       <w:pPr>
         <w:pStyle w:val="ListParagraph"/>
+        <w:spacing w:after="0" w:line="257" w:lineRule="auto"/>
+        <w:jc w:val="both"/>
+        <w:rPr>
+          <w:sz w:val="22"/>
+          <w:szCs w:val="22"/>
+        </w:rPr>
+      </w:pPr>
+      <w:r>
+        <w:rPr>
+          <w:sz w:val="22"/>
+          <w:szCs w:val="22"/>
+        </w:rPr>
+        <w:drawing>
+          <wp:inline distT="0" distB="0" distL="0" distR="0" wp14:anchorId="038F95EC" wp14:editId="7EC57391">
+            <wp:extent cx="3981157" cy="2197718"/>
+            <wp:effectExtent l="0" t="0" r="635" b="0"/>
+            <wp:docPr id="552776459" name="Picture 1"/>
+            <wp:cNvGraphicFramePr>
+              <a:graphicFrameLocks xmlns:a="http://schemas.openxmlformats.org/drawingml/2006/main" noChangeAspect="1"/>
+            </wp:cNvGraphicFramePr>
+            <a:graphic xmlns:a="http://schemas.openxmlformats.org/drawingml/2006/main">
+              <a:graphicData uri="http://schemas.openxmlformats.org/drawingml/2006/picture">
+                <pic:pic xmlns:pic="http://schemas.openxmlformats.org/drawingml/2006/picture">
+                  <pic:nvPicPr>
+                    <pic:cNvPr id="552776459" name=""/>
+                    <pic:cNvPicPr/>
+                  </pic:nvPicPr>
+                  <pic:blipFill>
+                    <a:blip r:embed="rId47"/>
+                    <a:stretch>
+                      <a:fillRect/>
+                    </a:stretch>
+                  </pic:blipFill>
+                  <pic:spPr>
+                    <a:xfrm>
+                      <a:off x="0" y="0"/>
+                      <a:ext cx="4014532" cy="2216142"/>
+                    </a:xfrm>
+                    <a:prstGeom prst="rect">
+                      <a:avLst/>
+                    </a:prstGeom>
+                  </pic:spPr>
+                </pic:pic>
+              </a:graphicData>
+            </a:graphic>
+          </wp:inline>
+        </w:drawing>
+      </w:r>
+    </w:p>
+    <w:p>
+      <w:pPr>
+        <w:pStyle w:val="ListParagraph"/>
+        <w:spacing w:after="0" w:line="257" w:lineRule="auto"/>
+        <w:jc w:val="both"/>
+        <w:rPr>
+          <w:sz w:val="22"/>
+          <w:szCs w:val="22"/>
+        </w:rPr>
+      </w:pPr>
+    </w:p>
+    <w:p>
+      <w:pPr>
+        <w:pStyle w:val="ListParagraph"/>
         <w:numPr>
           <w:ilvl w:val="0"/>
           <w:numId w:val="3"/>
@@ -3875,6 +4179,69 @@
     <w:p>
       <w:pPr>
         <w:pStyle w:val="ListParagraph"/>
+        <w:spacing w:after="0" w:line="257" w:lineRule="auto"/>
+        <w:jc w:val="both"/>
+        <w:rPr>
+          <w:sz w:val="22"/>
+          <w:szCs w:val="22"/>
+        </w:rPr>
+      </w:pPr>
+      <w:r>
+        <w:rPr>
+          <w:sz w:val="22"/>
+          <w:szCs w:val="22"/>
+        </w:rPr>
+        <w:drawing>
+          <wp:inline distT="0" distB="0" distL="0" distR="0" wp14:anchorId="09D707EC" wp14:editId="6DE1ACBB">
+            <wp:extent cx="3263265" cy="2411708"/>
+            <wp:effectExtent l="0" t="0" r="0" b="8255"/>
+            <wp:docPr id="1710429060" name="Picture 1"/>
+            <wp:cNvGraphicFramePr>
+              <a:graphicFrameLocks xmlns:a="http://schemas.openxmlformats.org/drawingml/2006/main" noChangeAspect="1"/>
+            </wp:cNvGraphicFramePr>
+            <a:graphic xmlns:a="http://schemas.openxmlformats.org/drawingml/2006/main">
+              <a:graphicData uri="http://schemas.openxmlformats.org/drawingml/2006/picture">
+                <pic:pic xmlns:pic="http://schemas.openxmlformats.org/drawingml/2006/picture">
+                  <pic:nvPicPr>
+                    <pic:cNvPr id="1710429060" name=""/>
+                    <pic:cNvPicPr/>
+                  </pic:nvPicPr>
+                  <pic:blipFill>
+                    <a:blip r:embed="rId48"/>
+                    <a:stretch>
+                      <a:fillRect/>
+                    </a:stretch>
+                  </pic:blipFill>
+                  <pic:spPr>
+                    <a:xfrm>
+                      <a:off x="0" y="0"/>
+                      <a:ext cx="3274285" cy="2419852"/>
+                    </a:xfrm>
+                    <a:prstGeom prst="rect">
+                      <a:avLst/>
+                    </a:prstGeom>
+                  </pic:spPr>
+                </pic:pic>
+              </a:graphicData>
+            </a:graphic>
+          </wp:inline>
+        </w:drawing>
+      </w:r>
+    </w:p>
+    <w:p>
+      <w:pPr>
+        <w:pStyle w:val="ListParagraph"/>
+        <w:spacing w:after="0" w:line="257" w:lineRule="auto"/>
+        <w:jc w:val="both"/>
+        <w:rPr>
+          <w:sz w:val="22"/>
+          <w:szCs w:val="22"/>
+        </w:rPr>
+      </w:pPr>
+    </w:p>
+    <w:p>
+      <w:pPr>
+        <w:pStyle w:val="ListParagraph"/>
         <w:numPr>
           <w:ilvl w:val="0"/>
           <w:numId w:val="3"/>
@@ -3897,6 +4264,80 @@
     <w:p>
       <w:pPr>
         <w:pStyle w:val="ListParagraph"/>
+        <w:spacing w:after="0" w:line="257" w:lineRule="auto"/>
+        <w:jc w:val="both"/>
+        <w:rPr>
+          <w:sz w:val="22"/>
+          <w:szCs w:val="22"/>
+        </w:rPr>
+      </w:pPr>
+      <w:r>
+        <w:rPr>
+          <w:sz w:val="22"/>
+          <w:szCs w:val="22"/>
+        </w:rPr>
+        <w:lastRenderedPageBreak/>
+        <w:drawing>
+          <wp:inline distT="0" distB="0" distL="0" distR="0" wp14:anchorId="2EEE5CE7" wp14:editId="7715636D">
+            <wp:extent cx="4199206" cy="1786457"/>
+            <wp:effectExtent l="0" t="0" r="0" b="4445"/>
+            <wp:docPr id="721673839" name="Picture 1"/>
+            <wp:cNvGraphicFramePr>
+              <a:graphicFrameLocks xmlns:a="http://schemas.openxmlformats.org/drawingml/2006/main" noChangeAspect="1"/>
+            </wp:cNvGraphicFramePr>
+            <a:graphic xmlns:a="http://schemas.openxmlformats.org/drawingml/2006/main">
+              <a:graphicData uri="http://schemas.openxmlformats.org/drawingml/2006/picture">
+                <pic:pic xmlns:pic="http://schemas.openxmlformats.org/drawingml/2006/picture">
+                  <pic:nvPicPr>
+                    <pic:cNvPr id="721673839" name=""/>
+                    <pic:cNvPicPr/>
+                  </pic:nvPicPr>
+                  <pic:blipFill>
+                    <a:blip r:embed="rId49"/>
+                    <a:stretch>
+                      <a:fillRect/>
+                    </a:stretch>
+                  </pic:blipFill>
+                  <pic:spPr>
+                    <a:xfrm>
+                      <a:off x="0" y="0"/>
+                      <a:ext cx="4211358" cy="1791627"/>
+                    </a:xfrm>
+                    <a:prstGeom prst="rect">
+                      <a:avLst/>
+                    </a:prstGeom>
+                  </pic:spPr>
+                </pic:pic>
+              </a:graphicData>
+            </a:graphic>
+          </wp:inline>
+        </w:drawing>
+      </w:r>
+    </w:p>
+    <w:p>
+      <w:pPr>
+        <w:spacing w:after="0" w:line="257" w:lineRule="auto"/>
+        <w:jc w:val="both"/>
+        <w:rPr>
+          <w:sz w:val="22"/>
+          <w:szCs w:val="22"/>
+        </w:rPr>
+      </w:pPr>
+    </w:p>
+    <w:p>
+      <w:pPr>
+        <w:pStyle w:val="ListParagraph"/>
+        <w:spacing w:after="0" w:line="257" w:lineRule="auto"/>
+        <w:jc w:val="both"/>
+        <w:rPr>
+          <w:sz w:val="22"/>
+          <w:szCs w:val="22"/>
+        </w:rPr>
+      </w:pPr>
+    </w:p>
+    <w:p>
+      <w:pPr>
+        <w:pStyle w:val="ListParagraph"/>
         <w:numPr>
           <w:ilvl w:val="0"/>
           <w:numId w:val="3"/>
@@ -3929,7 +4370,21 @@
           <w:sz w:val="22"/>
           <w:szCs w:val="22"/>
         </w:rPr>
-        <w:t xml:space="preserve"> that includes all columns from the product table.</w:t>
+        <w:t xml:space="preserve"> that includes all columns from the product table</w:t>
+      </w:r>
+      <w:r>
+        <w:rPr>
+          <w:sz w:val="22"/>
+          <w:szCs w:val="22"/>
+        </w:rPr>
+        <w:tab/>
+      </w:r>
+      <w:r>
+        <w:rPr>
+          <w:sz w:val="22"/>
+          <w:szCs w:val="22"/>
+        </w:rPr>
+        <w:t>.</w:t>
       </w:r>
     </w:p>
     <w:p>
@@ -5347,6 +5802,7 @@
   <w:style w:type="character" w:default="1" w:styleId="DefaultParagraphFont">
     <w:name w:val="Default Paragraph Font"/>
     <w:uiPriority w:val="1"/>
+    <w:semiHidden/>
     <w:unhideWhenUsed/>
   </w:style>
   <w:style w:type="table" w:default="1" w:styleId="TableNormal">
